--- a/en/wisdom-stories/what-matters-in-life.docx
+++ b/en/wisdom-stories/what-matters-in-life.docx
@@ -4,288 +4,161 @@
   <w:body>
     <w:p>
       <w:pPr>
-        <w:spacing w:before="0" w:after="60"/>
-        <w:jc w:val="left"/>
+        <w:pStyle w:val="Title"/>
       </w:pPr>
       <w:r>
-        <w:rPr>
-          <w:rFonts w:ascii="Arial" w:hAnsi="Arial" w:eastAsia="Arial"/>
-          <w:i w:val="0"/>
-          <w:color w:val="000000"/>
-          <w:sz w:val="52"/>
-        </w:rPr>
-        <w:t>What is important in life?</w:t>
+        <w:t>What Matters Most</w:t>
       </w:r>
     </w:p>
     <w:p>
       <w:pPr>
-        <w:jc w:val="left"/>
+        <w:spacing w:after="80"/>
       </w:pPr>
       <w:r>
-        <w:rPr>
-          <w:rFonts w:ascii="Arial" w:hAnsi="Arial" w:eastAsia="Arial"/>
-          <w:i w:val="0"/>
-          <w:color w:val="000000"/>
-          <w:sz w:val="22"/>
-        </w:rPr>
-        <w:t>The teacher enters the classroom, greets the students, and takes a glass jar out of her bag and places it on the table:</w:t>
+        <w:t>A teacher entered her classroom and placed a glass jar on the desk.</w:t>
+      </w:r>
+    </w:p>
+    <w:p>
+      <w:pPr/>
+      <w:r>
+        <w:t>“We have only one life,” she said. “Using our time wisely helps us make the most of it.” She filled the jar with golf balls. “Is it full?”</w:t>
       </w:r>
     </w:p>
     <w:p>
       <w:pPr>
-        <w:jc w:val="left"/>
+        <w:spacing w:after="80"/>
       </w:pPr>
       <w:r>
-        <w:rPr>
-          <w:rFonts w:ascii="Arial" w:hAnsi="Arial" w:eastAsia="Arial"/>
-          <w:i w:val="0"/>
-          <w:color w:val="000000"/>
-          <w:sz w:val="22"/>
-        </w:rPr>
-        <w:t>— We all have only one life, and we can achieve everything we want in this life — if we use our time wisely. — Then she fills the jar with golf balls and asks the students: — Do you think the jar is full?</w:t>
+        <w:t>“Yes,” the students answered.</w:t>
       </w:r>
     </w:p>
     <w:p>
       <w:pPr>
-        <w:jc w:val="left"/>
+        <w:spacing w:after="80"/>
       </w:pPr>
       <w:r>
-        <w:rPr>
-          <w:rFonts w:ascii="Arial" w:hAnsi="Arial" w:eastAsia="Arial"/>
-          <w:i w:val="0"/>
-          <w:color w:val="000000"/>
-          <w:sz w:val="22"/>
-        </w:rPr>
-        <w:t>— Full, — everyone answers in unison.</w:t>
+        <w:t>She added a handful of pebbles, which settled between the balls.</w:t>
       </w:r>
     </w:p>
     <w:p>
       <w:pPr>
-        <w:jc w:val="left"/>
+        <w:spacing w:after="80"/>
       </w:pPr>
       <w:r>
-        <w:rPr>
-          <w:rFonts w:ascii="Arial" w:hAnsi="Arial" w:eastAsia="Arial"/>
-          <w:i w:val="0"/>
-          <w:color w:val="000000"/>
-          <w:sz w:val="22"/>
-        </w:rPr>
-        <w:t>The teacher takes a handful of large pebbles from her bag, adds them to the jar, and asks again:</w:t>
+        <w:t>“What about now?”</w:t>
       </w:r>
     </w:p>
     <w:p>
       <w:pPr>
-        <w:jc w:val="left"/>
+        <w:spacing w:after="80"/>
       </w:pPr>
       <w:r>
-        <w:rPr>
-          <w:rFonts w:ascii="Arial" w:hAnsi="Arial" w:eastAsia="Arial"/>
-          <w:i w:val="0"/>
-          <w:color w:val="000000"/>
-          <w:sz w:val="22"/>
-        </w:rPr>
-        <w:t>— Now, is the jar full?</w:t>
+        <w:t>“Yes.”</w:t>
       </w:r>
     </w:p>
     <w:p>
       <w:pPr>
-        <w:jc w:val="left"/>
+        <w:spacing w:after="80"/>
       </w:pPr>
       <w:r>
-        <w:rPr>
-          <w:rFonts w:ascii="Arial" w:hAnsi="Arial" w:eastAsia="Arial"/>
-          <w:i w:val="0"/>
-          <w:color w:val="000000"/>
-          <w:sz w:val="22"/>
-        </w:rPr>
-        <w:t>— Yes, — the students answer.</w:t>
+        <w:t>Then she poured sand into the remaining gaps.</w:t>
       </w:r>
     </w:p>
     <w:p>
       <w:pPr>
-        <w:jc w:val="left"/>
+        <w:spacing w:after="80"/>
       </w:pPr>
       <w:r>
-        <w:rPr>
-          <w:rFonts w:ascii="Arial" w:hAnsi="Arial" w:eastAsia="Arial"/>
-          <w:i w:val="0"/>
-          <w:color w:val="000000"/>
-          <w:sz w:val="22"/>
-        </w:rPr>
-        <w:t>The teacher pours some more sand into the jar and asks again:</w:t>
+        <w:t>“And now?”</w:t>
       </w:r>
     </w:p>
     <w:p>
       <w:pPr>
-        <w:jc w:val="left"/>
+        <w:spacing w:after="80"/>
       </w:pPr>
       <w:r>
-        <w:rPr>
-          <w:rFonts w:ascii="Arial" w:hAnsi="Arial" w:eastAsia="Arial"/>
-          <w:i w:val="0"/>
-          <w:color w:val="000000"/>
-          <w:sz w:val="22"/>
-        </w:rPr>
-        <w:t>— Is the jar full?</w:t>
-      </w:r>
-    </w:p>
-    <w:p>
-      <w:pPr>
-        <w:jc w:val="left"/>
-      </w:pPr>
-      <w:r>
-        <w:rPr>
-          <w:rFonts w:ascii="Arial" w:hAnsi="Arial" w:eastAsia="Arial"/>
-          <w:i w:val="0"/>
-          <w:color w:val="000000"/>
-          <w:sz w:val="22"/>
-        </w:rPr>
         <w:t>The students confirm that the jar is full this time.</w:t>
       </w:r>
     </w:p>
     <w:p>
       <w:pPr>
-        <w:jc w:val="left"/>
+        <w:spacing w:after="80"/>
       </w:pPr>
       <w:r>
-        <w:rPr>
-          <w:rFonts w:ascii="Arial" w:hAnsi="Arial" w:eastAsia="Arial"/>
-          <w:i w:val="0"/>
-          <w:color w:val="000000"/>
-          <w:sz w:val="22"/>
-        </w:rPr>
-        <w:t>Having finished her demonstration, the teacher explains to the students the meaning of what she has seen:</w:t>
+        <w:t>She explained:</w:t>
       </w:r>
     </w:p>
     <w:p>
       <w:pPr>
-        <w:jc w:val="left"/>
+        <w:spacing w:after="80"/>
       </w:pPr>
       <w:r>
-        <w:rPr>
-          <w:rFonts w:ascii="Arial" w:hAnsi="Arial" w:eastAsia="Arial"/>
-          <w:i w:val="0"/>
-          <w:color w:val="000000"/>
-          <w:sz w:val="22"/>
-        </w:rPr>
-        <w:t>— Imagine that this jar is a symbol of life:</w:t>
+        <w:t>“Think of this jar as your life.</w:t>
       </w:r>
     </w:p>
     <w:p>
       <w:pPr>
-        <w:jc w:val="left"/>
+        <w:spacing w:after="80"/>
       </w:pPr>
       <w:r>
-        <w:rPr>
-          <w:rFonts w:ascii="Arial" w:hAnsi="Arial" w:eastAsia="Arial"/>
-          <w:i w:val="0"/>
-          <w:color w:val="000000"/>
-          <w:sz w:val="22"/>
-        </w:rPr>
-        <w:t>the golf balls represent the things you value most in life — your family, friends, and loved ones;</w:t>
+        <w:t>“The golf balls are what you value most: your family, friends, and loved ones.</w:t>
       </w:r>
     </w:p>
     <w:p>
       <w:pPr>
-        <w:jc w:val="left"/>
+        <w:spacing w:after="80"/>
       </w:pPr>
       <w:r>
-        <w:rPr>
-          <w:rFonts w:ascii="Arial" w:hAnsi="Arial" w:eastAsia="Arial"/>
-          <w:i w:val="0"/>
-          <w:color w:val="000000"/>
-          <w:sz w:val="22"/>
-        </w:rPr>
-        <w:t>the large pebbles represent other important factors—your wealth, possessions, and occupation;</w:t>
+        <w:t>“The pebbles are other important things, such as your work and possessions.</w:t>
       </w:r>
     </w:p>
     <w:p>
       <w:pPr>
-        <w:jc w:val="left"/>
+        <w:spacing w:after="80"/>
       </w:pPr>
       <w:r>
-        <w:rPr>
-          <w:rFonts w:ascii="Arial" w:hAnsi="Arial" w:eastAsia="Arial"/>
-          <w:i w:val="0"/>
-          <w:color w:val="000000"/>
-          <w:sz w:val="22"/>
-        </w:rPr>
-        <w:t>and the sand represents other things you may need but are not so important.</w:t>
+        <w:t>“The sand is everything else—the smaller concerns.</w:t>
       </w:r>
     </w:p>
     <w:p>
       <w:pPr>
-        <w:jc w:val="left"/>
+        <w:keepNext/>
       </w:pPr>
       <w:r>
-        <w:rPr>
-          <w:rFonts w:ascii="Arial" w:hAnsi="Arial" w:eastAsia="Arial"/>
-          <w:i w:val="0"/>
-          <w:color w:val="000000"/>
-          <w:sz w:val="22"/>
-        </w:rPr>
-        <w:t>If I filled the jar with sand first, there would be no room for golf balls or pebbles. Life is like that. If we fill it with small, unimportant things and spend all our time and energy on them, we will not have time for the most important things.</w:t>
+        <w:t>“If I put the sand in first, there would be no room for the balls or pebbles. Fill your life with small matters, and you may leave no time or energy for what matters most.”</w:t>
       </w:r>
     </w:p>
     <w:p>
       <w:pPr>
-        <w:pStyle w:val="Moral"/>
         <w:keepNext/>
         <w:keepLines/>
-        <w:widowControl/>
-        <w:spacing w:before="240" w:after="180" w:line="283" w:lineRule="auto"/>
-        <w:ind w:left="240" w:right="240"/>
-        <w:jc w:val="left"/>
-        <w:pBdr>
-          <w:top w:val="single" w:sz="8" w:space="7" w:color="E8D59A"/>
-          <w:left w:val="single" w:sz="32" w:space="11" w:color="C6A23A"/>
-          <w:bottom w:val="single" w:sz="8" w:space="7" w:color="E8D59A"/>
-          <w:right w:val="single" w:sz="8" w:space="11" w:color="E8D59A"/>
-        </w:pBdr>
-        <w:shd w:val="clear" w:color="auto" w:fill="FFF8E1"/>
+        <w:spacing w:before="160"/>
       </w:pPr>
       <w:r>
         <w:rPr>
-          <w:rFonts w:ascii="Arial" w:hAnsi="Arial" w:eastAsia="Arial" w:cs="Arial"/>
           <w:b/>
-          <w:i w:val="0"/>
-          <w:color w:val="9A7417"/>
-          <w:sz w:val="22"/>
         </w:rPr>
-        <w:t xml:space="preserve">Moral: </w:t>
+        <w:t>Moral:</w:t>
       </w:r>
       <w:r>
-        <w:rPr>
-          <w:rFonts w:ascii="Arial" w:hAnsi="Arial" w:eastAsia="Arial" w:cs="Arial"/>
-          <w:b w:val="0"/>
-          <w:i w:val="0"/>
-          <w:color w:val="3F3826"/>
-          <w:sz w:val="22"/>
-        </w:rPr>
-        <w:t>Fill the jar of life with the most valuable things first—family, love, and health. If you get caught up in the little things, there will be no room for the important things.</w:t>
+        <w:t xml:space="preserve"> Fill the jar of life with the most valuable things first—family, love, and health. If you get caught up in the little things, there will be no room for the important things.</w:t>
       </w:r>
     </w:p>
     <w:p>
       <w:pPr>
-        <w:keepLines/>
-        <w:widowControl/>
-        <w:spacing w:before="60" w:after="0" w:line="240" w:lineRule="auto"/>
-        <w:jc w:val="right"/>
+        <w:spacing w:after="80"/>
       </w:pPr>
       <w:r>
         <w:rPr>
-          <w:rFonts w:ascii="Arial" w:hAnsi="Arial" w:eastAsia="Arial" w:cs="Arial"/>
-          <w:b w:val="0"/>
           <w:i/>
-          <w:color w:val="8A7950"/>
-          <w:sz w:val="17"/>
+          <w:sz w:val="18"/>
         </w:rPr>
-        <w:t>The story was obtained from open Internet sources.</w:t>
+        <w:t>Source: Publicly available internet sources.</w:t>
       </w:r>
     </w:p>
     <w:sectPr>
       <w:pgSz w:w="12240" w:h="15840"/>
-      <w:pgMar w:top="1440" w:right="1440" w:bottom="1440" w:left="1440" w:header="708" w:footer="708" w:gutter="0"/>
+      <w:pgMar w:top="1080" w:right="1224" w:bottom="1080" w:left="1224" w:header="720" w:footer="720" w:gutter="0"/>
       <w:cols w:space="720"/>
       <w:docGrid w:linePitch="360"/>
     </w:sectPr>
@@ -657,12 +530,14 @@
     <w:qFormat/>
     <w:rsid w:val="00FC693F"/>
     <w:pPr>
-      <w:spacing w:before="0" w:after="160" w:line="276" w:lineRule="auto"/>
+      <w:widowControl/>
+      <w:spacing w:after="120" w:line="259" w:lineRule="auto"/>
     </w:pPr>
     <w:rPr>
-      <w:rFonts w:ascii="Arial" w:hAnsi="Arial" w:eastAsia="Arial"/>
+      <w:rFonts w:ascii="Arial" w:hAnsi="Arial"/>
       <w:color w:val="000000"/>
       <w:sz w:val="22"/>
+      <w:lang w:val="en-US"/>
     </w:rPr>
   </w:style>
   <w:style w:type="paragraph" w:styleId="Header">
@@ -1006,18 +881,17 @@
     <w:qFormat/>
     <w:rsid w:val="00FC693F"/>
     <w:pPr>
-      <w:pBdr>
-        <w:bottom w:val="single" w:sz="8" w:space="4" w:color="4F81BD" w:themeColor="accent1"/>
-      </w:pBdr>
-      <w:spacing w:after="300" w:line="240" w:lineRule="auto"/>
+      <w:keepNext/>
+      <w:spacing w:after="280" w:line="240" w:lineRule="auto"/>
       <w:contextualSpacing/>
     </w:pPr>
     <w:rPr>
-      <w:rFonts w:asciiTheme="majorHAnsi" w:eastAsiaTheme="majorEastAsia" w:hAnsiTheme="majorHAnsi" w:cstheme="majorBidi"/>
-      <w:color w:val="17365D" w:themeColor="text2" w:themeShade="BF"/>
+      <w:rFonts w:asciiTheme="majorHAnsi" w:eastAsiaTheme="majorEastAsia" w:hAnsiTheme="majorHAnsi" w:cstheme="majorBidi" w:ascii="Arial" w:hAnsi="Arial"/>
+      <w:b/>
+      <w:color w:val="000000"/>
       <w:spacing w:val="5"/>
       <w:kern w:val="28"/>
-      <w:sz w:val="52"/>
+      <w:sz w:val="34"/>
       <w:szCs w:val="52"/>
     </w:rPr>
   </w:style>
@@ -1493,9 +1367,6 @@
     <w:qFormat/>
     <w:rsid w:val="00FC693F"/>
     <w:pPr>
-      <w:pBdr>
-        <w:bottom w:val="single" w:sz="4" w:space="4" w:color="4F81BD" w:themeColor="accent1"/>
-      </w:pBdr>
       <w:spacing w:before="200" w:after="280"/>
       <w:ind w:left="936" w:right="936"/>
     </w:pPr>
@@ -12346,18 +12217,6 @@
         <w:shd w:val="clear" w:color="auto" w:fill="FBCAA2" w:themeFill="accent6" w:themeFillTint="7F"/>
       </w:tcPr>
     </w:tblStylePr>
-  </w:style>
-  <w:style w:type="paragraph" w:customStyle="1" w:styleId="Moral">
-    <w:name w:val="Moral"/>
-    <w:basedOn w:val="Normal"/>
-    <w:pPr>
-      <w:spacing w:before="160" w:after="0" w:line="276" w:lineRule="auto"/>
-    </w:pPr>
-    <w:rPr>
-      <w:rFonts w:ascii="Arial" w:hAnsi="Arial" w:eastAsia="Arial"/>
-      <w:i/>
-      <w:sz w:val="22"/>
-    </w:rPr>
   </w:style>
 </w:styles>
 </file>

--- a/en/wisdom-stories/what-matters-in-life.docx
+++ b/en/wisdom-stories/what-matters-in-life.docx
@@ -7,7 +7,7 @@
         <w:pStyle w:val="Title"/>
       </w:pPr>
       <w:r>
-        <w:t>What Matters Most</w:t>
+        <w:t>What Matters in Life?</w:t>
       </w:r>
     </w:p>
     <w:p>
@@ -15,13 +15,13 @@
         <w:spacing w:after="80"/>
       </w:pPr>
       <w:r>
-        <w:t>A teacher entered her classroom and placed a glass jar on the desk.</w:t>
+        <w:t>A teacher entered the classroom, greeted the students, took a glass jar from his bag, and placed it on the desk:</w:t>
       </w:r>
     </w:p>
     <w:p>
       <w:pPr/>
       <w:r>
-        <w:t>“We have only one life,” she said. “Using our time wisely helps us make the most of it.” She filled the jar with golf balls. “Is it full?”</w:t>
+        <w:t>“We have only one life,” he said. “If we use our time well, we can achieve everything we want in this life.” He filled the jar with golf balls. “Is it full?”</w:t>
       </w:r>
     </w:p>
     <w:p>
@@ -37,7 +37,7 @@
         <w:spacing w:after="80"/>
       </w:pPr>
       <w:r>
-        <w:t>She added a handful of pebbles, which settled between the balls.</w:t>
+        <w:t>He took some large pebbles from the bag and added them to the jar.</w:t>
       </w:r>
     </w:p>
     <w:p>
@@ -61,7 +61,7 @@
         <w:spacing w:after="80"/>
       </w:pPr>
       <w:r>
-        <w:t>Then she poured sand into the remaining gaps.</w:t>
+        <w:t>Then he poured some more sand into the jar.</w:t>
       </w:r>
     </w:p>
     <w:p>
@@ -77,7 +77,7 @@
         <w:spacing w:after="80"/>
       </w:pPr>
       <w:r>
-        <w:t>The students confirm that the jar is full this time.</w:t>
+        <w:t>The students confirmed that the jar was full this time as well.</w:t>
       </w:r>
     </w:p>
     <w:p>
@@ -85,7 +85,7 @@
         <w:spacing w:after="80"/>
       </w:pPr>
       <w:r>
-        <w:t>She explained:</w:t>
+        <w:t>He explained:</w:t>
       </w:r>
     </w:p>
     <w:p>
@@ -117,7 +117,7 @@
         <w:spacing w:after="80"/>
       </w:pPr>
       <w:r>
-        <w:t>“The sand is everything else—the smaller concerns.</w:t>
+        <w:t>“The sand symbolizes other things you may need that are not very important.</w:t>
       </w:r>
     </w:p>
     <w:p>
@@ -138,11 +138,9 @@
         <w:rPr>
           <w:b/>
         </w:rPr>
-        <w:t>Moral:</w:t>
+        <w:t>Moral: Fill the jar of life with the most valuable things first—family, love, and health. If you get caught up in the little things, you will have no time for the most precious things.</w:t>
       </w:r>
-      <w:r>
-        <w:t xml:space="preserve"> Fill the jar of life with the most valuable things first—family, love, and health. If you get caught up in the little things, there will be no room for the important things.</w:t>
-      </w:r>
+      <w:r/>
     </w:p>
     <w:p>
       <w:pPr>
@@ -153,7 +151,7 @@
           <w:i/>
           <w:sz w:val="18"/>
         </w:rPr>
-        <w:t>Source: Publicly available internet sources.</w:t>
+        <w:t>Stories are taken from open Internet sources; illustrations were created with AI.</w:t>
       </w:r>
     </w:p>
     <w:sectPr>
